--- a/source files/Case Studies/Scott_3E_Case_Study_Chapter_5.docx
+++ b/source files/Case Studies/Scott_3E_Case_Study_Chapter_5.docx
@@ -49,7 +49,7 @@
           <w:sz w:val="28"/>
           <w:szCs w:val="28"/>
         </w:rPr>
-        <w:t>Activity: Creating Vision and Mission Statement for a Sport Organization</w:t>
+        <w:t>Creating Vision and Mission Statement for a Sport Organization</w:t>
       </w:r>
     </w:p>
     <w:p>
